--- a/Tailored_CVs/Shinoy_Catawiki_Security_Tech_Lead_Manager.docx
+++ b/Tailored_CVs/Shinoy_Catawiki_Security_Tech_Lead_Manager.docx
@@ -70,7 +70,7 @@
           <w:b w:val="0"/>
           <w:sz w:val="19"/>
         </w:rPr>
-        <w:t>I am a QA automation engineer with over 8 years of experience building scalable test frameworks and CI/CD pipelines in financial environments. My technical background includes Java, Playwright, Terraform, and AWS, alongside hands-on experience using Gemini Code Assist to streamline test generation. I am currently based in Amstelveen with a valid EU residence permit and am ready to start immediately.</w:t>
+        <w:t>I am a QA automation engineer with over 8 years of experience building scalable test frameworks and CI/CD pipelines in financial and cloud environments. My background includes working closely with engineering teams to guide release processes and maintain backend data integrity. I also utilize tools like Gemini Code Assist to streamline script generation and deployment tasks. Currently based in Amstelveen with a valid EU residence permit, I am ready to bring my technical background to Catawiki.</w:t>
       </w:r>
     </w:p>
     <w:p>
@@ -288,7 +288,7 @@
           <w:b w:val="0"/>
           <w:sz w:val="18"/>
         </w:rPr>
-        <w:t>▸ Automated CI/CD pipelines and provisioned test environments using Terraform and AWS to maintain high availability and reliability across releases.</w:t>
+        <w:t>▸ Orchestrated automated CI/CD pipelines and provisioned infrastructure using AWS, Terraform, and Linux environments to support continuous delivery.</w:t>
       </w:r>
     </w:p>
     <w:p>
@@ -301,7 +301,7 @@
           <w:b w:val="0"/>
           <w:sz w:val="18"/>
         </w:rPr>
-        <w:t>▸ Migrated legacy test frameworks to TypeScript Playwright within microservices architectures, boosting execution efficiency by 20%.</w:t>
+        <w:t>▸ Migrated SeleniumJava frameworks to Playwright TypeScript within microservices architectures, improving overall execution efficiency.</w:t>
       </w:r>
     </w:p>
     <w:p>
@@ -314,7 +314,7 @@
           <w:b w:val="0"/>
           <w:sz w:val="18"/>
         </w:rPr>
-        <w:t>▸ Streamlined test generation and deployment scripts utilizing AI tools like Gemini Code Assist to improve delivery speed.</w:t>
+        <w:t>▸ Executed complex database queries to validate backend data integrity and support reliable software releases.</w:t>
       </w:r>
     </w:p>
     <w:p>
@@ -327,7 +327,7 @@
           <w:b w:val="0"/>
           <w:sz w:val="18"/>
         </w:rPr>
-        <w:t>▸ Collaborated with SRE teams to analyze system bottlenecks, explain user stories prior to deployment, and directly reduce defect leakage.</w:t>
+        <w:t>▸ Streamlined test script generation and deployment workflows by utilizing AIassisted tools such as Gemini Code Assist.</w:t>
       </w:r>
     </w:p>
     <w:p>
